--- a/aulas/aula-06-alocacao/roteiro-aula-06-alocacao.docx
+++ b/aulas/aula-06-alocacao/roteiro-aula-06-alocacao.docx
@@ -62,7 +62,7 @@
           <w:color w:val="F5A623"/>
           <w:sz w:val="18"/>
         </w:rPr>
-        <w:t xml:space="preserve">  0:00 – 0:05</w:t>
+        <w:t xml:space="preserve">  0:00 – 0:03</w:t>
       </w:r>
     </w:p>
     <w:p>
@@ -83,7 +83,7 @@
           <w:color w:val="1A1A1A"/>
           <w:sz w:val="22"/>
         </w:rPr>
-        <w:t>Bem-vindos a Aula 6. Na Aula 5 usamos equal-weight — 10% para cada acao. Isso e simples e robusto, mas sera que da para fazer melhor? Hoje vamos explorar tres esquemas de alocacao e comparar os resultados no mesmo sinal.</w:t>
+        <w:t>Bem-vindos a Aula 6. Na Aula 5 usamos equal-weight — 10% para cada acao. Isso e simples e robusto, mas sera que da para fazer melhor? Hoje vamos explorar a Teoria Moderna de Portfolio de Markowitz de duas formas: a otimizacao pura (sem restricoes de ativos) e a otimizacao restrita (com limites reais de 0% a 20%), e compara-las com a nossa baseline no mesmo sinal.</w:t>
       </w:r>
     </w:p>
     <w:p>
@@ -117,7 +117,7 @@
           <w:color w:val="0D1B3E"/>
           <w:sz w:val="30"/>
         </w:rPr>
-        <w:t>PARTE 1 — TEORIA (25 min)</w:t>
+        <w:t>PARTE 1 — TEORIA (20 min)</w:t>
       </w:r>
     </w:p>
     <w:p>
@@ -127,7 +127,7 @@
           <w:color w:val="F5A623"/>
           <w:sz w:val="18"/>
         </w:rPr>
-        <w:t xml:space="preserve">  0:05 – 0:30</w:t>
+        <w:t xml:space="preserve">  0:03 – 0:20</w:t>
       </w:r>
     </w:p>
     <w:p>
@@ -171,7 +171,7 @@
           <w:color w:val="1A1A1A"/>
           <w:sz w:val="22"/>
         </w:rPr>
-        <w:t>Existe um dito no mercado: 'a alocacao e responsavel por mais de 90% da variacao de retorno de longo prazo'. Isso foi documentado por Brinson, Hood e Beebower em 1986 — um estudo que analisa fundos de pensao americanos. A selecao de acoes e o market timing contribuem pouco em comparacao com a decisao de quanto alocar em cada categoria.</w:t>
+        <w:t>Existe um dito no mercado: 'a alocacao e responsavel por mais de 90% da variacao de retorno de longo prazo'. A selecao de acoes e o market timing contribuem pouco em comparacao com a decisao de quanto alocar em cada categoria.</w:t>
       </w:r>
     </w:p>
     <w:p>
@@ -183,7 +183,7 @@
           <w:color w:val="1A1A1A"/>
           <w:sz w:val="22"/>
         </w:rPr>
-        <w:t>No nosso contexto, a alocacao tem dois papeis. Primeiro, determina o quanto cada acao contribui para o risco do portfolio. Uma acao com peso 20% e muito mais impactante que uma com peso 5%. Segundo, determina o turnover: quanto o portfolio precisa ser rebalanceado a cada mes, o que gera custos de transacao.</w:t>
+        <w:t>No nosso contexto, a alocacao tem dois papeis. Primeiro, determina o quanto cada acao contribui para o risco do portfolio. Segundo, determina o turnover: quanto o portfolio precisa ser rebalanceado a cada mes, o que gera custos de transacao.</w:t>
       </w:r>
     </w:p>
     <w:p>
@@ -195,7 +195,7 @@
           <w:color w:val="1A1A1A"/>
           <w:sz w:val="22"/>
         </w:rPr>
-        <w:t>Os tres esquemas que vamos implementar hoje sao: equal-weight — nossa baseline da Aula 5. Vol-weight — pesos inversamente proporcionais a volatilidade. E Markowitz — otimizacao de maxima Sharpe.</w:t>
+        <w:t>Os tres esquemas que vamos comparar hoje sao: Equal-Weight (nossa baseline de 1/N), Markowitz Puro (otimizacao sem restricoes adicionais) e Markowitz Restrito (otimizacao com pesos limitados entre 0% e 20% e que somam 1).</w:t>
       </w:r>
     </w:p>
     <w:p>
@@ -220,7 +220,7 @@
           <w:color w:val="1A1A1A"/>
           <w:sz w:val="22"/>
         </w:rPr>
-        <w:t>Equal-weight e o esquema mais simples possivel: todas as acoes selecionadas recebem o mesmo peso. No nosso caso, 1/10 = 10% para cada uma das top 10.</w:t>
+        <w:t>Equal-weight e o esquema mais simples possivel: todas as acoes selecionadas recebem o mesmo peso. No nosso caso, 10% para cada uma das top 10.</w:t>
       </w:r>
     </w:p>
     <w:p>
@@ -232,19 +232,7 @@
           <w:color w:val="1A1A1A"/>
           <w:sz w:val="22"/>
         </w:rPr>
-        <w:t>Por que isso funciona tao bem? DeMiguel, Garlappi e Uppal em 2009 deram a resposta: a otimizacao de Markowitz requer estimacoes precisas de retornos esperados e da matriz de covariancia. Essas estimacoes tem erro amostral significativo — especialmente com janelas curtas. O erro de estimacao domina qualquer ganho teorico da otimizacao. O equal-weight evita esse problema completamente.</w:t>
-      </w:r>
-    </w:p>
-    <w:p>
-      <w:pPr>
-        <w:spacing w:after="160"/>
-      </w:pPr>
-      <w:r>
-        <w:rPr>
-          <w:color w:val="1A1A1A"/>
-          <w:sz w:val="22"/>
-        </w:rPr>
-        <w:t>Analogia: se voce tem incerteza enorme sobre qual dos 10 restaurantes e melhor, a estrategia otima pode ser experimentar todos igualmente — em vez de apostar tudo no que parece melhor com informacao limitada.</w:t>
+        <w:t>Por que isso funciona tao bem? DeMiguel, Garlappi e Uppal em 2009 deram a resposta: a otimizacao de Markowitz requer estimacoes precisas de retornos esperados e da matriz de covariancia. Essas estimacoes tem erro amostral significativo — especialmente com janelas curtas. O equal-weight evita esse problema completamente.</w:t>
       </w:r>
     </w:p>
     <w:p>
@@ -257,7 +245,7 @@
           <w:color w:val="1A6EAE"/>
           <w:sz w:val="26"/>
         </w:rPr>
-        <w:t>Vol-Weight — Risk Parity Simplificado</w:t>
+        <w:t>Markowitz Puro (Mean-Variance) — A Teoria Classica</w:t>
       </w:r>
     </w:p>
     <w:p>
@@ -269,7 +257,7 @@
           <w:color w:val="1A1A1A"/>
           <w:sz w:val="22"/>
         </w:rPr>
-        <w:t>Vol-weight da peso inversamente proporcional a volatilidade historica de cada acao. Uma acao com volatilidade anual de 60% recebe peso menor que uma acao com volatilidade de 20%.</w:t>
+        <w:t>A Teoria Moderna de Portfolio de Markowitz de 1952 otimiza os pesos para maximizar o Sharpe Ratio: maximizar o retorno esperado do portfolio dividido pelo seu desvio padrao (volatilidade), sujeito a pesos positivos que somam 1.</w:t>
       </w:r>
     </w:p>
     <w:p>
@@ -281,7 +269,7 @@
           <w:color w:val="1A1A1A"/>
           <w:sz w:val="22"/>
         </w:rPr>
-        <w:t>A intuicao e: em vez de alocar capital igualmente, alocar contribuicao ao risco igualmente. Se cada acao contribui com o mesmo risco para o portfolio, o portfolio fica mais equilibrado. Isso e o principio do Risk Parity.</w:t>
+        <w:t>A formula de otimizacao resolve:</w:t>
       </w:r>
     </w:p>
     <w:p>
@@ -293,7 +281,31 @@
           <w:color w:val="1A1A1A"/>
           <w:sz w:val="22"/>
         </w:rPr>
-        <w:t>O calculo: peso_i = (1/vol_i) normalizado para somar 1. A volatilidade e calculada nos ultimos 63 dias uteis — aproximadamente 3 meses.</w:t>
+        <w:t>Maximizar Sharpe = (w.T @ mu - rf) / sqrt(w.T @ Sigma @ w)</w:t>
+      </w:r>
+    </w:p>
+    <w:p>
+      <w:pPr>
+        <w:spacing w:after="160"/>
+      </w:pPr>
+      <w:r>
+        <w:rPr>
+          <w:color w:val="1A1A1A"/>
+          <w:sz w:val="22"/>
+        </w:rPr>
+        <w:t>Sujeito a: sum(w) = 1 e w &gt;= 0 (long-only).</w:t>
+      </w:r>
+    </w:p>
+    <w:p>
+      <w:pPr>
+        <w:spacing w:after="160"/>
+      </w:pPr>
+      <w:r>
+        <w:rPr>
+          <w:color w:val="1A1A1A"/>
+          <w:sz w:val="22"/>
+        </w:rPr>
+        <w:t>O problema pratico: sem restricoes adicionais, a otimizacao e extremamente sensivel. Ela tende a concentrar drasticamente o portfolio em 1 ou 2 acoes que pareceram otimas no in-sample, gerando riscos enormes e alta instabilidade (alto turnover).</w:t>
       </w:r>
     </w:p>
     <w:p>
@@ -306,7 +318,7 @@
           <w:color w:val="1A6EAE"/>
           <w:sz w:val="26"/>
         </w:rPr>
-        <w:t>Markowitz — Teoria vs Pratica</w:t>
+        <w:t>Markowitz Restrito — A Ponte Pratica</w:t>
       </w:r>
     </w:p>
     <w:p>
@@ -318,7 +330,7 @@
           <w:color w:val="1A1A1A"/>
           <w:sz w:val="22"/>
         </w:rPr>
-        <w:t>Markowitz otimiza os pesos para maximizar o Sharpe Ratio: maximizar o retorno esperado dividido pela volatilidade, sujeito a pesos positivos que somam 1.</w:t>
+        <w:t>Para resolver o problema da instabilidade, a industria quantitativa aplica restricoes adicionais. Vamos limitar o peso maximo de qualquer ativo a 20% (bounds de 0% a 20%), garantindo diversificacao minima mesmo que a otimizacao tente concentrar.</w:t>
       </w:r>
     </w:p>
     <w:p>
@@ -330,19 +342,7 @@
           <w:color w:val="1A1A1A"/>
           <w:sz w:val="22"/>
         </w:rPr>
-        <w:t>O problema pratico: precisamos estimar o vetor de retornos esperados e a matriz de covariancia. Ambas as estimativas sao ruidosas com dados historicos limitados. Resultado: pesos muito concentrados e instáveis — o portfolio pode mudar drasticamente de um mes para outro, gerando alto turnover e altos custos.</w:t>
-      </w:r>
-    </w:p>
-    <w:p>
-      <w:pPr>
-        <w:spacing w:after="160"/>
-      </w:pPr>
-      <w:r>
-        <w:rPr>
-          <w:color w:val="1A1A1A"/>
-          <w:sz w:val="22"/>
-        </w:rPr>
-        <w:t>DeMiguel mostrou que isso se traduz em performance pior fora da amostra. Vamos reproduzir esse resultado hoje: na teoria, Markowitz ganha. Na pratica, com custos, perde.</w:t>
+        <w:t>Isso reduz a sensibilidade a erros de estimativa e produz portfolios robustos fora da amostra, com turnover muito mais controlado.</w:t>
       </w:r>
     </w:p>
     <w:p>
@@ -364,7 +364,7 @@
           <w:color w:val="0D1B3E"/>
           <w:sz w:val="30"/>
         </w:rPr>
-        <w:t>PARTE 2 — LIVE CODING (90 min)</w:t>
+        <w:t>PARTE 2 — LIVE CODING (40 min)</w:t>
       </w:r>
     </w:p>
     <w:p>
@@ -374,7 +374,7 @@
           <w:color w:val="F5A623"/>
           <w:sz w:val="18"/>
         </w:rPr>
-        <w:t xml:space="preserve">  0:30 – 2:00</w:t>
+        <w:t xml:space="preserve">  0:20 – 0:55</w:t>
       </w:r>
     </w:p>
     <w:p>
@@ -445,7 +445,7 @@
           <w:color w:val="1A6EAE"/>
           <w:sz w:val="20"/>
         </w:rPr>
-        <w:t>from scipy import stats, optimize</w:t>
+        <w:t>from scipy import optimize</w:t>
       </w:r>
     </w:p>
     <w:p>
@@ -501,6 +501,19 @@
     </w:p>
     <w:p>
       <w:pPr>
+        <w:pStyle w:val="Heading2"/>
+      </w:pPr>
+      <w:r>
+        <w:rPr>
+          <w:b/>
+          <w:color w:val="1A6EAE"/>
+          <w:sz w:val="26"/>
+        </w:rPr>
+        <w:t>Bloco 2 — Otimizacao de Markowitz Pura</w:t>
+      </w:r>
+    </w:p>
+    <w:p>
+      <w:pPr>
         <w:ind w:left="576"/>
       </w:pPr>
       <w:r>
@@ -509,59 +522,7 @@
           <w:color w:val="1A6EAE"/>
           <w:sz w:val="20"/>
         </w:rPr>
-        <w:t># Reutilizar funcao de metricas da Aula 5 (copiada no notebook)</w:t>
-      </w:r>
-    </w:p>
-    <w:p>
-      <w:pPr>
-        <w:pStyle w:val="Heading2"/>
-      </w:pPr>
-      <w:r>
-        <w:rPr>
-          <w:b/>
-          <w:color w:val="1A6EAE"/>
-          <w:sz w:val="26"/>
-        </w:rPr>
-        <w:t>Bloco 2 — Vol-Weight</w:t>
-      </w:r>
-    </w:p>
-    <w:p>
-      <w:pPr>
-        <w:ind w:left="576"/>
-      </w:pPr>
-      <w:r>
-        <w:rPr>
-          <w:rFonts w:ascii="Courier New" w:hAnsi="Courier New"/>
-          <w:color w:val="1A6EAE"/>
-          <w:sz w:val="20"/>
-        </w:rPr>
-        <w:t>def pesos_vol_weight(sinal, ret_diarios, n_top=10, janela_vol=63):</w:t>
-      </w:r>
-    </w:p>
-    <w:p>
-      <w:pPr>
-        <w:ind w:left="576"/>
-      </w:pPr>
-      <w:r>
-        <w:rPr>
-          <w:rFonts w:ascii="Courier New" w:hAnsi="Courier New"/>
-          <w:color w:val="1A6EAE"/>
-          <w:sz w:val="20"/>
-        </w:rPr>
-        <w:t xml:space="preserve">    vol_rolling = ret_diarios.rolling(janela_vol).std() * np.sqrt(252)</w:t>
-      </w:r>
-    </w:p>
-    <w:p>
-      <w:pPr>
-        <w:ind w:left="576"/>
-      </w:pPr>
-      <w:r>
-        <w:rPr>
-          <w:rFonts w:ascii="Courier New" w:hAnsi="Courier New"/>
-          <w:color w:val="1A6EAE"/>
-          <w:sz w:val="20"/>
-        </w:rPr>
-        <w:t xml:space="preserve">    vol_mensal  = vol_rolling.resample('ME').last()</w:t>
+        <w:t>def pesos_markowitz_puro(sinal, ret_mensais, n_top=10, janela_hist=36):</w:t>
       </w:r>
     </w:p>
     <w:p>
@@ -587,7 +548,7 @@
           <w:color w:val="1A6EAE"/>
           <w:sz w:val="20"/>
         </w:rPr>
-        <w:t xml:space="preserve">    </w:t>
+        <w:t xml:space="preserve">    for i, data in enumerate(sinal.index):</w:t>
       </w:r>
     </w:p>
     <w:p>
@@ -600,7 +561,7 @@
           <w:color w:val="1A6EAE"/>
           <w:sz w:val="20"/>
         </w:rPr>
-        <w:t xml:space="preserve">    for data in sinal.index:</w:t>
+        <w:t xml:space="preserve">        if i &lt; janela_hist: continue</w:t>
       </w:r>
     </w:p>
     <w:p>
@@ -613,7 +574,7 @@
           <w:color w:val="1A6EAE"/>
           <w:sz w:val="20"/>
         </w:rPr>
-        <w:t xml:space="preserve">        s   = sinal.loc[data].dropna()</w:t>
+        <w:t xml:space="preserve">        s = sinal.loc[data].dropna()</w:t>
       </w:r>
     </w:p>
     <w:p>
@@ -626,7 +587,7 @@
           <w:color w:val="1A6EAE"/>
           <w:sz w:val="20"/>
         </w:rPr>
-        <w:t xml:space="preserve">        vol = vol_mensal.loc[data].reindex(s.index).dropna()</w:t>
+        <w:t xml:space="preserve">        if len(s) &lt; n_top: continue</w:t>
       </w:r>
     </w:p>
     <w:p>
@@ -639,7 +600,7 @@
           <w:color w:val="1A6EAE"/>
           <w:sz w:val="20"/>
         </w:rPr>
-        <w:t xml:space="preserve">        s   = s.reindex(vol.index)</w:t>
+        <w:t xml:space="preserve">        top = s.nlargest(n_top).index</w:t>
       </w:r>
     </w:p>
     <w:p>
@@ -652,7 +613,7 @@
           <w:color w:val="1A6EAE"/>
           <w:sz w:val="20"/>
         </w:rPr>
-        <w:t xml:space="preserve">        if len(s) &gt;= n_top:</w:t>
+        <w:t xml:space="preserve">        hist = ret_mensais.loc[:data].tail(janela_hist)[top].dropna(axis=1)</w:t>
       </w:r>
     </w:p>
     <w:p>
@@ -665,7 +626,7 @@
           <w:color w:val="1A6EAE"/>
           <w:sz w:val="20"/>
         </w:rPr>
-        <w:t xml:space="preserve">            top = s.nlargest(n_top).index</w:t>
+        <w:t xml:space="preserve">        if hist.shape[1] &lt; 3: continue</w:t>
       </w:r>
     </w:p>
     <w:p>
@@ -678,7 +639,7 @@
           <w:color w:val="1A6EAE"/>
           <w:sz w:val="20"/>
         </w:rPr>
-        <w:t xml:space="preserve">            inv_vol = 1.0 / vol.reindex(top).clip(lower=0.01)</w:t>
+        <w:t xml:space="preserve">        mu  = hist.mean().values</w:t>
       </w:r>
     </w:p>
     <w:p>
@@ -691,7 +652,150 @@
           <w:color w:val="1A6EAE"/>
           <w:sz w:val="20"/>
         </w:rPr>
-        <w:t xml:space="preserve">            pesos.loc[data, top] = inv_vol / inv_vol.sum()</w:t>
+        <w:t xml:space="preserve">        cov = hist.cov().values</w:t>
+      </w:r>
+    </w:p>
+    <w:p>
+      <w:pPr>
+        <w:ind w:left="576"/>
+      </w:pPr>
+      <w:r>
+        <w:rPr>
+          <w:rFonts w:ascii="Courier New" w:hAnsi="Courier New"/>
+          <w:color w:val="1A6EAE"/>
+          <w:sz w:val="20"/>
+        </w:rPr>
+        <w:t xml:space="preserve">        n   = len(mu)</w:t>
+      </w:r>
+    </w:p>
+    <w:p>
+      <w:pPr>
+        <w:ind w:left="576"/>
+      </w:pPr>
+      <w:r>
+        <w:rPr>
+          <w:rFonts w:ascii="Courier New" w:hAnsi="Courier New"/>
+          <w:color w:val="1A6EAE"/>
+          <w:sz w:val="20"/>
+        </w:rPr>
+        <w:t xml:space="preserve">        def neg_sharpe(w):</w:t>
+      </w:r>
+    </w:p>
+    <w:p>
+      <w:pPr>
+        <w:ind w:left="576"/>
+      </w:pPr>
+      <w:r>
+        <w:rPr>
+          <w:rFonts w:ascii="Courier New" w:hAnsi="Courier New"/>
+          <w:color w:val="1A6EAE"/>
+          <w:sz w:val="20"/>
+        </w:rPr>
+        <w:t xml:space="preserve">            ret = w @ mu</w:t>
+      </w:r>
+    </w:p>
+    <w:p>
+      <w:pPr>
+        <w:ind w:left="576"/>
+      </w:pPr>
+      <w:r>
+        <w:rPr>
+          <w:rFonts w:ascii="Courier New" w:hAnsi="Courier New"/>
+          <w:color w:val="1A6EAE"/>
+          <w:sz w:val="20"/>
+        </w:rPr>
+        <w:t xml:space="preserve">            vol = np.sqrt(w @ cov @ w)</w:t>
+      </w:r>
+    </w:p>
+    <w:p>
+      <w:pPr>
+        <w:ind w:left="576"/>
+      </w:pPr>
+      <w:r>
+        <w:rPr>
+          <w:rFonts w:ascii="Courier New" w:hAnsi="Courier New"/>
+          <w:color w:val="1A6EAE"/>
+          <w:sz w:val="20"/>
+        </w:rPr>
+        <w:t xml:space="preserve">            return -ret / vol if vol &gt; 1e-8 else 0</w:t>
+      </w:r>
+    </w:p>
+    <w:p>
+      <w:pPr>
+        <w:ind w:left="576"/>
+      </w:pPr>
+      <w:r>
+        <w:rPr>
+          <w:rFonts w:ascii="Courier New" w:hAnsi="Courier New"/>
+          <w:color w:val="1A6EAE"/>
+          <w:sz w:val="20"/>
+        </w:rPr>
+        <w:t xml:space="preserve">        constraints = [{'type': 'eq', 'fun': lambda w: w.sum() - 1}]</w:t>
+      </w:r>
+    </w:p>
+    <w:p>
+      <w:pPr>
+        <w:ind w:left="576"/>
+      </w:pPr>
+      <w:r>
+        <w:rPr>
+          <w:rFonts w:ascii="Courier New" w:hAnsi="Courier New"/>
+          <w:color w:val="1A6EAE"/>
+          <w:sz w:val="20"/>
+        </w:rPr>
+        <w:t xml:space="preserve">        bounds = [(0.0, 1.0)] * n</w:t>
+      </w:r>
+    </w:p>
+    <w:p>
+      <w:pPr>
+        <w:ind w:left="576"/>
+      </w:pPr>
+      <w:r>
+        <w:rPr>
+          <w:rFonts w:ascii="Courier New" w:hAnsi="Courier New"/>
+          <w:color w:val="1A6EAE"/>
+          <w:sz w:val="20"/>
+        </w:rPr>
+        <w:t xml:space="preserve">        w0 = np.ones(n) / n</w:t>
+      </w:r>
+    </w:p>
+    <w:p>
+      <w:pPr>
+        <w:ind w:left="576"/>
+      </w:pPr>
+      <w:r>
+        <w:rPr>
+          <w:rFonts w:ascii="Courier New" w:hAnsi="Courier New"/>
+          <w:color w:val="1A6EAE"/>
+          <w:sz w:val="20"/>
+        </w:rPr>
+        <w:t xml:space="preserve">        res = optimize.minimize(neg_sharpe, w0, method='SLSQP', bounds=bounds, constraints=constraints)</w:t>
+      </w:r>
+    </w:p>
+    <w:p>
+      <w:pPr>
+        <w:ind w:left="576"/>
+      </w:pPr>
+      <w:r>
+        <w:rPr>
+          <w:rFonts w:ascii="Courier New" w:hAnsi="Courier New"/>
+          <w:color w:val="1A6EAE"/>
+          <w:sz w:val="20"/>
+        </w:rPr>
+        <w:t xml:space="preserve">        if res.success:</w:t>
+      </w:r>
+    </w:p>
+    <w:p>
+      <w:pPr>
+        <w:ind w:left="576"/>
+      </w:pPr>
+      <w:r>
+        <w:rPr>
+          <w:rFonts w:ascii="Courier New" w:hAnsi="Courier New"/>
+          <w:color w:val="1A6EAE"/>
+          <w:sz w:val="20"/>
+        </w:rPr>
+        <w:t xml:space="preserve">            pesos.loc[data, hist.columns] = res.x</w:t>
       </w:r>
     </w:p>
     <w:p>
@@ -709,18 +813,6 @@
     </w:p>
     <w:p>
       <w:pPr>
-        <w:spacing w:after="160"/>
-      </w:pPr>
-      <w:r>
-        <w:rPr>
-          <w:color w:val="1A1A1A"/>
-          <w:sz w:val="22"/>
-        </w:rPr>
-        <w:t>Vamos dissecar: primeiro calculamos a volatilidade rolling de 63 dias uteis — desvio padrao diario anualizado. Depois reamostramox para frequencia mensal pegando o ultimo valor do mes. Para cada mes, pegamos as top 10 por sinal e calculamos os pesos como 1/vol normalizado. O clip(lower=0.01) evita divisao por zero se alguma volatilidade for muito pequena.</w:t>
-      </w:r>
-    </w:p>
-    <w:p>
-      <w:pPr>
         <w:pStyle w:val="Heading2"/>
       </w:pPr>
       <w:r>
@@ -729,7 +821,7 @@
           <w:color w:val="1A6EAE"/>
           <w:sz w:val="26"/>
         </w:rPr>
-        <w:t>Bloco 3 — Markowitz</w:t>
+        <w:t>Bloco 3 — Otimizacao de Markowitz Restrita (Bounds de 0% a 20%)</w:t>
       </w:r>
     </w:p>
     <w:p>
@@ -742,7 +834,7 @@
           <w:color w:val="1A6EAE"/>
           <w:sz w:val="20"/>
         </w:rPr>
-        <w:t>def pesos_markowitz(sinal, ret_mensais, n_top=10, janela_hist=36):</w:t>
+        <w:t>def pesos_markowitz_restrito(sinal, ret_mensais, n_top=10, janela_hist=36):</w:t>
       </w:r>
     </w:p>
     <w:p>
@@ -768,19 +860,6 @@
           <w:color w:val="1A6EAE"/>
           <w:sz w:val="20"/>
         </w:rPr>
-        <w:t xml:space="preserve">    </w:t>
-      </w:r>
-    </w:p>
-    <w:p>
-      <w:pPr>
-        <w:ind w:left="576"/>
-      </w:pPr>
-      <w:r>
-        <w:rPr>
-          <w:rFonts w:ascii="Courier New" w:hAnsi="Courier New"/>
-          <w:color w:val="1A6EAE"/>
-          <w:sz w:val="20"/>
-        </w:rPr>
         <w:t xml:space="preserve">    for i, data in enumerate(sinal.index):</w:t>
       </w:r>
     </w:p>
@@ -846,19 +925,6 @@
           <w:color w:val="1A6EAE"/>
           <w:sz w:val="20"/>
         </w:rPr>
-        <w:t xml:space="preserve">        # Janela historica de retornos para estimar covariancia</w:t>
-      </w:r>
-    </w:p>
-    <w:p>
-      <w:pPr>
-        <w:ind w:left="576"/>
-      </w:pPr>
-      <w:r>
-        <w:rPr>
-          <w:rFonts w:ascii="Courier New" w:hAnsi="Courier New"/>
-          <w:color w:val="1A6EAE"/>
-          <w:sz w:val="20"/>
-        </w:rPr>
         <w:t xml:space="preserve">        hist = ret_mensais.loc[:data].tail(janela_hist)[top].dropna(axis=1)</w:t>
       </w:r>
     </w:p>
@@ -924,19 +990,6 @@
           <w:color w:val="1A6EAE"/>
           <w:sz w:val="20"/>
         </w:rPr>
-        <w:t xml:space="preserve">        # Maximizar Sharpe = minimizar negativo do Sharpe</w:t>
-      </w:r>
-    </w:p>
-    <w:p>
-      <w:pPr>
-        <w:ind w:left="576"/>
-      </w:pPr>
-      <w:r>
-        <w:rPr>
-          <w:rFonts w:ascii="Courier New" w:hAnsi="Courier New"/>
-          <w:color w:val="1A6EAE"/>
-          <w:sz w:val="20"/>
-        </w:rPr>
         <w:t xml:space="preserve">        def neg_sharpe(w):</w:t>
       </w:r>
     </w:p>
@@ -1002,7 +1055,20 @@
           <w:color w:val="1A6EAE"/>
           <w:sz w:val="20"/>
         </w:rPr>
-        <w:t xml:space="preserve">        bounds = [(0, 1)] * n</w:t>
+        <w:t xml:space="preserve">        # Restricao crucial: peso maximo de 20% por ativo (0 a 0.2)</w:t>
+      </w:r>
+    </w:p>
+    <w:p>
+      <w:pPr>
+        <w:ind w:left="576"/>
+      </w:pPr>
+      <w:r>
+        <w:rPr>
+          <w:rFonts w:ascii="Courier New" w:hAnsi="Courier New"/>
+          <w:color w:val="1A6EAE"/>
+          <w:sz w:val="20"/>
+        </w:rPr>
+        <w:t xml:space="preserve">        bounds = [(0.0, 0.20)] * n</w:t>
       </w:r>
     </w:p>
     <w:p>
@@ -1028,46 +1094,7 @@
           <w:color w:val="1A6EAE"/>
           <w:sz w:val="20"/>
         </w:rPr>
-        <w:t xml:space="preserve">        res = optimize.minimize(neg_sharpe, w0,</w:t>
-      </w:r>
-    </w:p>
-    <w:p>
-      <w:pPr>
-        <w:ind w:left="576"/>
-      </w:pPr>
-      <w:r>
-        <w:rPr>
-          <w:rFonts w:ascii="Courier New" w:hAnsi="Courier New"/>
-          <w:color w:val="1A6EAE"/>
-          <w:sz w:val="20"/>
-        </w:rPr>
-        <w:t xml:space="preserve">                                method='SLSQP',</w:t>
-      </w:r>
-    </w:p>
-    <w:p>
-      <w:pPr>
-        <w:ind w:left="576"/>
-      </w:pPr>
-      <w:r>
-        <w:rPr>
-          <w:rFonts w:ascii="Courier New" w:hAnsi="Courier New"/>
-          <w:color w:val="1A6EAE"/>
-          <w:sz w:val="20"/>
-        </w:rPr>
-        <w:t xml:space="preserve">                                bounds=bounds,</w:t>
-      </w:r>
-    </w:p>
-    <w:p>
-      <w:pPr>
-        <w:ind w:left="576"/>
-      </w:pPr>
-      <w:r>
-        <w:rPr>
-          <w:rFonts w:ascii="Courier New" w:hAnsi="Courier New"/>
-          <w:color w:val="1A6EAE"/>
-          <w:sz w:val="20"/>
-        </w:rPr>
-        <w:t xml:space="preserve">                                constraints=constraints)</w:t>
+        <w:t xml:space="preserve">        res = optimize.minimize(neg_sharpe, w0, method='SLSQP', bounds=bounds, constraints=constraints)</w:t>
       </w:r>
     </w:p>
     <w:p>
@@ -1111,30 +1138,6 @@
     </w:p>
     <w:p>
       <w:pPr>
-        <w:spacing w:after="160"/>
-      </w:pPr>
-      <w:r>
-        <w:rPr>
-          <w:color w:val="1A1A1A"/>
-          <w:sz w:val="22"/>
-        </w:rPr>
-        <w:t>A otimizacao de Markowitz e mais complexa. Para cada mes, pegamos 36 meses de historico das top 10 acoes, estimamos media e covariancia, e otimizamos os pesos para maximizar o Sharpe — o que equivale a minimizar o negativo do Sharpe.</w:t>
-      </w:r>
-    </w:p>
-    <w:p>
-      <w:pPr>
-        <w:spacing w:after="160"/>
-      </w:pPr>
-      <w:r>
-        <w:rPr>
-          <w:color w:val="1A1A1A"/>
-          <w:sz w:val="22"/>
-        </w:rPr>
-        <w:t>Notem que isso e computacionalmente mais pesado — vai demorar alguns segundos para rodar todos os meses. E esse custo computacional ja e um sinal de que o metodo e mais fragil: mais parametros, mais oportunidade de overfitting.</w:t>
-      </w:r>
-    </w:p>
-    <w:p>
-      <w:pPr>
         <w:pStyle w:val="Heading2"/>
       </w:pPr>
       <w:r>
@@ -1143,7 +1146,7 @@
           <w:color w:val="1A6EAE"/>
           <w:sz w:val="26"/>
         </w:rPr>
-        <w:t>Bloco 4 — Comparar os Tres Esquemas</w:t>
+        <w:t>Bloco 4 — Comparar os Esquemas de Alocacao</w:t>
       </w:r>
     </w:p>
     <w:p>
@@ -1156,7 +1159,7 @@
           <w:color w:val="1A6EAE"/>
           <w:sz w:val="20"/>
         </w:rPr>
-        <w:t>from aula05_utils import construir_portfolio, calcular_metricas, exibir_metricas</w:t>
+        <w:t>def retorno_carteira(pesos_df, ret_mensais):</w:t>
       </w:r>
     </w:p>
     <w:p>
@@ -1169,7 +1172,20 @@
           <w:color w:val="1A6EAE"/>
           <w:sz w:val="20"/>
         </w:rPr>
-        <w:t># (ou copiar as funcoes diretamente no notebook)</w:t>
+        <w:t xml:space="preserve">    ret_c = (pesos_df.shift(1) * ret_mensais).sum(axis=1)</w:t>
+      </w:r>
+    </w:p>
+    <w:p>
+      <w:pPr>
+        <w:ind w:left="576"/>
+      </w:pPr>
+      <w:r>
+        <w:rPr>
+          <w:rFonts w:ascii="Courier New" w:hAnsi="Courier New"/>
+          <w:color w:val="1A6EAE"/>
+          <w:sz w:val="20"/>
+        </w:rPr>
+        <w:t xml:space="preserve">    return ret_c[ret_c != 0]</w:t>
       </w:r>
     </w:p>
     <w:p>
@@ -1194,7 +1210,46 @@
           <w:color w:val="1A6EAE"/>
           <w:sz w:val="20"/>
         </w:rPr>
-        <w:t>ret_ibov = ret_mensais.mean(axis=1)</w:t>
+        <w:t># Calcular pesos de cada carteira</w:t>
+      </w:r>
+    </w:p>
+    <w:p>
+      <w:pPr>
+        <w:ind w:left="576"/>
+      </w:pPr>
+      <w:r>
+        <w:rPr>
+          <w:rFonts w:ascii="Courier New" w:hAnsi="Courier New"/>
+          <w:color w:val="1A6EAE"/>
+          <w:sz w:val="20"/>
+        </w:rPr>
+        <w:t>pw_ew, ret_ew = construir_portfolio(sinal_v1, ret_mensais, 10)  # da Aula 5</w:t>
+      </w:r>
+    </w:p>
+    <w:p>
+      <w:pPr>
+        <w:ind w:left="576"/>
+      </w:pPr>
+      <w:r>
+        <w:rPr>
+          <w:rFonts w:ascii="Courier New" w:hAnsi="Courier New"/>
+          <w:color w:val="1A6EAE"/>
+          <w:sz w:val="20"/>
+        </w:rPr>
+        <w:t>pw_puro = pesos_markowitz_puro(sinal_v1, ret_mensais, 10)</w:t>
+      </w:r>
+    </w:p>
+    <w:p>
+      <w:pPr>
+        <w:ind w:left="576"/>
+      </w:pPr>
+      <w:r>
+        <w:rPr>
+          <w:rFonts w:ascii="Courier New" w:hAnsi="Courier New"/>
+          <w:color w:val="1A6EAE"/>
+          <w:sz w:val="20"/>
+        </w:rPr>
+        <w:t>ret_puro = retorno_carteira(pw_puro, ret_mensais)</w:t>
       </w:r>
     </w:p>
     <w:p>
@@ -1219,7 +1274,7 @@
           <w:color w:val="1A6EAE"/>
           <w:sz w:val="20"/>
         </w:rPr>
-        <w:t># Equal-weight (da Aula 5)</w:t>
+        <w:t>pw_restrito = pesos_markowitz_restrito(sinal_v1, ret_mensais, 10)</w:t>
       </w:r>
     </w:p>
     <w:p>
@@ -1232,211 +1287,7 @@
           <w:color w:val="1A6EAE"/>
           <w:sz w:val="20"/>
         </w:rPr>
-        <w:t>pesos_ew, ret_ew = construir_portfolio(sinal_v1, ret_mensais, 10)</w:t>
-      </w:r>
-    </w:p>
-    <w:p>
-      <w:pPr>
-        <w:ind w:left="576"/>
-      </w:pPr>
-      <w:r>
-        <w:rPr>
-          <w:rFonts w:ascii="Courier New" w:hAnsi="Courier New"/>
-          <w:color w:val="1A6EAE"/>
-          <w:sz w:val="20"/>
-        </w:rPr>
-      </w:r>
-    </w:p>
-    <w:p>
-      <w:pPr>
-        <w:ind w:left="576"/>
-      </w:pPr>
-      <w:r>
-        <w:rPr>
-          <w:rFonts w:ascii="Courier New" w:hAnsi="Courier New"/>
-          <w:color w:val="1A6EAE"/>
-          <w:sz w:val="20"/>
-        </w:rPr>
-        <w:t># Vol-weight</w:t>
-      </w:r>
-    </w:p>
-    <w:p>
-      <w:pPr>
-        <w:ind w:left="576"/>
-      </w:pPr>
-      <w:r>
-        <w:rPr>
-          <w:rFonts w:ascii="Courier New" w:hAnsi="Courier New"/>
-          <w:color w:val="1A6EAE"/>
-          <w:sz w:val="20"/>
-        </w:rPr>
-        <w:t>pw_vw = pesos_vol_weight(sinal_v1, ret_diarios, 10)</w:t>
-      </w:r>
-    </w:p>
-    <w:p>
-      <w:pPr>
-        <w:ind w:left="576"/>
-      </w:pPr>
-      <w:r>
-        <w:rPr>
-          <w:rFonts w:ascii="Courier New" w:hAnsi="Courier New"/>
-          <w:color w:val="1A6EAE"/>
-          <w:sz w:val="20"/>
-        </w:rPr>
-        <w:t>ret_vw = (pw_vw.shift(1) * ret_mensais).sum(axis=1)</w:t>
-      </w:r>
-    </w:p>
-    <w:p>
-      <w:pPr>
-        <w:ind w:left="576"/>
-      </w:pPr>
-      <w:r>
-        <w:rPr>
-          <w:rFonts w:ascii="Courier New" w:hAnsi="Courier New"/>
-          <w:color w:val="1A6EAE"/>
-          <w:sz w:val="20"/>
-        </w:rPr>
-        <w:t>ret_vw = ret_vw[ret_vw != 0]</w:t>
-      </w:r>
-    </w:p>
-    <w:p>
-      <w:pPr>
-        <w:ind w:left="576"/>
-      </w:pPr>
-      <w:r>
-        <w:rPr>
-          <w:rFonts w:ascii="Courier New" w:hAnsi="Courier New"/>
-          <w:color w:val="1A6EAE"/>
-          <w:sz w:val="20"/>
-        </w:rPr>
-      </w:r>
-    </w:p>
-    <w:p>
-      <w:pPr>
-        <w:ind w:left="576"/>
-      </w:pPr>
-      <w:r>
-        <w:rPr>
-          <w:rFonts w:ascii="Courier New" w:hAnsi="Courier New"/>
-          <w:color w:val="1A6EAE"/>
-          <w:sz w:val="20"/>
-        </w:rPr>
-        <w:t># Markowitz</w:t>
-      </w:r>
-    </w:p>
-    <w:p>
-      <w:pPr>
-        <w:ind w:left="576"/>
-      </w:pPr>
-      <w:r>
-        <w:rPr>
-          <w:rFonts w:ascii="Courier New" w:hAnsi="Courier New"/>
-          <w:color w:val="1A6EAE"/>
-          <w:sz w:val="20"/>
-        </w:rPr>
-        <w:t>pw_mz = pesos_markowitz(sinal_v1, ret_mensais, 10)</w:t>
-      </w:r>
-    </w:p>
-    <w:p>
-      <w:pPr>
-        <w:ind w:left="576"/>
-      </w:pPr>
-      <w:r>
-        <w:rPr>
-          <w:rFonts w:ascii="Courier New" w:hAnsi="Courier New"/>
-          <w:color w:val="1A6EAE"/>
-          <w:sz w:val="20"/>
-        </w:rPr>
-        <w:t>ret_mz = (pw_mz.shift(1) * ret_mensais).sum(axis=1)</w:t>
-      </w:r>
-    </w:p>
-    <w:p>
-      <w:pPr>
-        <w:ind w:left="576"/>
-      </w:pPr>
-      <w:r>
-        <w:rPr>
-          <w:rFonts w:ascii="Courier New" w:hAnsi="Courier New"/>
-          <w:color w:val="1A6EAE"/>
-          <w:sz w:val="20"/>
-        </w:rPr>
-        <w:t>ret_mz = ret_mz[ret_mz != 0]</w:t>
-      </w:r>
-    </w:p>
-    <w:p>
-      <w:pPr>
-        <w:ind w:left="576"/>
-      </w:pPr>
-      <w:r>
-        <w:rPr>
-          <w:rFonts w:ascii="Courier New" w:hAnsi="Courier New"/>
-          <w:color w:val="1A6EAE"/>
-          <w:sz w:val="20"/>
-        </w:rPr>
-      </w:r>
-    </w:p>
-    <w:p>
-      <w:pPr>
-        <w:ind w:left="576"/>
-      </w:pPr>
-      <w:r>
-        <w:rPr>
-          <w:rFonts w:ascii="Courier New" w:hAnsi="Courier New"/>
-          <w:color w:val="1A6EAE"/>
-          <w:sz w:val="20"/>
-        </w:rPr>
-        <w:t>m_ew = calcular_metricas(ret_ew, ret_ibov, 'Equal-Weight')</w:t>
-      </w:r>
-    </w:p>
-    <w:p>
-      <w:pPr>
-        <w:ind w:left="576"/>
-      </w:pPr>
-      <w:r>
-        <w:rPr>
-          <w:rFonts w:ascii="Courier New" w:hAnsi="Courier New"/>
-          <w:color w:val="1A6EAE"/>
-          <w:sz w:val="20"/>
-        </w:rPr>
-        <w:t>m_vw = calcular_metricas(ret_vw, ret_ibov, 'Vol-Weight')</w:t>
-      </w:r>
-    </w:p>
-    <w:p>
-      <w:pPr>
-        <w:ind w:left="576"/>
-      </w:pPr>
-      <w:r>
-        <w:rPr>
-          <w:rFonts w:ascii="Courier New" w:hAnsi="Courier New"/>
-          <w:color w:val="1A6EAE"/>
-          <w:sz w:val="20"/>
-        </w:rPr>
-        <w:t>m_mz = calcular_metricas(ret_mz, ret_ibov, 'Markowitz')</w:t>
-      </w:r>
-    </w:p>
-    <w:p>
-      <w:pPr>
-        <w:ind w:left="576"/>
-      </w:pPr>
-      <w:r>
-        <w:rPr>
-          <w:rFonts w:ascii="Courier New" w:hAnsi="Courier New"/>
-          <w:color w:val="1A6EAE"/>
-          <w:sz w:val="20"/>
-        </w:rPr>
-        <w:t>exibir_metricas(m_ew, m_vw, m_mz)</w:t>
-      </w:r>
-    </w:p>
-    <w:p>
-      <w:pPr>
-        <w:spacing w:after="160"/>
-      </w:pPr>
-      <w:r>
-        <w:rPr>
-          <w:color w:val="1A1A1A"/>
-          <w:sz w:val="22"/>
-        </w:rPr>
-        <w:t>Resultado esperado: Vol-Weight levemente melhor que Equal-Weight em Sharpe e Sortino. Markowitz potencialmente com Sharpe bruto similar, mas com turnover muito maior — o que vai ser devastador quando adicionarmos custos na Aula 8.</w:t>
+        <w:t>ret_restrito = retorno_carteira(pw_restrito, ret_mensais)</w:t>
       </w:r>
     </w:p>
     <w:p>
@@ -1449,7 +1300,7 @@
           <w:color w:val="1A6EAE"/>
           <w:sz w:val="26"/>
         </w:rPr>
-        <w:t>Bloco 5 — Analise de Turnover</w:t>
+        <w:t>Bloco 5 — Analise de Turnover e Métricas</w:t>
       </w:r>
     </w:p>
     <w:p>
@@ -1513,7 +1364,7 @@
           <w:color w:val="1A6EAE"/>
           <w:sz w:val="20"/>
         </w:rPr>
-        <w:t>to_ew = calcular_turnover(pesos_ew)</w:t>
+        <w:t>print('Turnover Mensal Medio:')</w:t>
       </w:r>
     </w:p>
     <w:p>
@@ -1526,7 +1377,7 @@
           <w:color w:val="1A6EAE"/>
           <w:sz w:val="20"/>
         </w:rPr>
-        <w:t>to_vw = calcular_turnover(pw_vw)</w:t>
+        <w:t>print(f'  Equal-Weight:       {calcular_turnover(pw_ew).mean():.1%}')</w:t>
       </w:r>
     </w:p>
     <w:p>
@@ -1539,7 +1390,7 @@
           <w:color w:val="1A6EAE"/>
           <w:sz w:val="20"/>
         </w:rPr>
-        <w:t>to_mz = calcular_turnover(pw_mz)</w:t>
+        <w:t>print(f'  Markowitz Puro:     {calcular_turnover(pw_puro).mean():.1%}')</w:t>
       </w:r>
     </w:p>
     <w:p>
@@ -1552,58 +1403,7 @@
           <w:color w:val="1A6EAE"/>
           <w:sz w:val="20"/>
         </w:rPr>
-      </w:r>
-    </w:p>
-    <w:p>
-      <w:pPr>
-        <w:ind w:left="576"/>
-      </w:pPr>
-      <w:r>
-        <w:rPr>
-          <w:rFonts w:ascii="Courier New" w:hAnsi="Courier New"/>
-          <w:color w:val="1A6EAE"/>
-          <w:sz w:val="20"/>
-        </w:rPr>
-        <w:t>print('=== TURNOVER MEDIO MENSAL ===')</w:t>
-      </w:r>
-    </w:p>
-    <w:p>
-      <w:pPr>
-        <w:ind w:left="576"/>
-      </w:pPr>
-      <w:r>
-        <w:rPr>
-          <w:rFonts w:ascii="Courier New" w:hAnsi="Courier New"/>
-          <w:color w:val="1A6EAE"/>
-          <w:sz w:val="20"/>
-        </w:rPr>
-        <w:t>print(f'Equal-Weight: {to_ew.mean():.1%}')</w:t>
-      </w:r>
-    </w:p>
-    <w:p>
-      <w:pPr>
-        <w:ind w:left="576"/>
-      </w:pPr>
-      <w:r>
-        <w:rPr>
-          <w:rFonts w:ascii="Courier New" w:hAnsi="Courier New"/>
-          <w:color w:val="1A6EAE"/>
-          <w:sz w:val="20"/>
-        </w:rPr>
-        <w:t>print(f'Vol-Weight:   {to_vw.mean():.1%}')</w:t>
-      </w:r>
-    </w:p>
-    <w:p>
-      <w:pPr>
-        <w:ind w:left="576"/>
-      </w:pPr>
-      <w:r>
-        <w:rPr>
-          <w:rFonts w:ascii="Courier New" w:hAnsi="Courier New"/>
-          <w:color w:val="1A6EAE"/>
-          <w:sz w:val="20"/>
-        </w:rPr>
-        <w:t>print(f'Markowitz:    {to_mz.mean():.1%}')</w:t>
+        <w:t>print(f'  Markowitz Restrito: {calcular_turnover(pw_restrito).mean():.1%}')</w:t>
       </w:r>
     </w:p>
     <w:p>
@@ -1615,7 +1415,7 @@
           <w:color w:val="1A1A1A"/>
           <w:sz w:val="22"/>
         </w:rPr>
-        <w:t>Esse e o numero que vai mudar tudo quando adicionarmos custos. Um turnover de 30% com custo de 0.4% por turno equivale a um drag de 0.12% ao mes — 1.4% ao ano. Para o Markowitz, se o turnover for 80%, o drag e 3.8% ao ano. Isso devora o alpha bruto.</w:t>
+        <w:t>Voces vao notar o absurdo: o Markowitz Puro rebalanceia quase todo o portfolio a cada mes (turnover altissimo), enquanto a versao Restrita mantem pesos mais estaveis, reduzindo drasticamente os custos.</w:t>
       </w:r>
     </w:p>
     <w:p>
@@ -1641,7 +1441,7 @@
           <w:color w:val="1A6EAE"/>
           <w:sz w:val="20"/>
         </w:rPr>
-        <w:t>pesos_ew.to_parquet('../../dados/pesos_v1.parquet')</w:t>
+        <w:t>pw_restrito.to_parquet('../../dados/pesos_v2.parquet')</w:t>
       </w:r>
     </w:p>
     <w:p>
@@ -1654,7 +1454,7 @@
           <w:color w:val="1A6EAE"/>
           <w:sz w:val="20"/>
         </w:rPr>
-        <w:t>ret_ew.to_frame('retorno').to_parquet('../../dados/retorno_carteira_v1.parquet')</w:t>
+        <w:t>ret_restrito.to_frame('retorno').to_parquet('../../dados/retorno_carteira_v2.parquet')</w:t>
       </w:r>
     </w:p>
     <w:p>
@@ -1667,20 +1467,7 @@
           <w:color w:val="1A6EAE"/>
           <w:sz w:val="20"/>
         </w:rPr>
-        <w:t>pw_vw.to_parquet('../../dados/pesos_volweight.parquet')</w:t>
-      </w:r>
-    </w:p>
-    <w:p>
-      <w:pPr>
-        <w:ind w:left="576"/>
-      </w:pPr>
-      <w:r>
-        <w:rPr>
-          <w:rFonts w:ascii="Courier New" w:hAnsi="Courier New"/>
-          <w:color w:val="1A6EAE"/>
-          <w:sz w:val="20"/>
-        </w:rPr>
-        <w:t>print('Parquets da Aula 6 salvos.')</w:t>
+        <w:t>print('Esquema Markowitz Restrito escolhido e salvo como pesos_v2.parquet.')</w:t>
       </w:r>
     </w:p>
     <w:p>
@@ -1712,7 +1499,7 @@
           <w:color w:val="F5A623"/>
           <w:sz w:val="18"/>
         </w:rPr>
-        <w:t xml:space="preserve">  1:55 – 2:00</w:t>
+        <w:t xml:space="preserve">  0:55 – 1:00</w:t>
       </w:r>
     </w:p>
     <w:p>
@@ -1733,7 +1520,7 @@
           <w:color w:val="1A1A1A"/>
           <w:sz w:val="22"/>
         </w:rPr>
-        <w:t>Hoje comparamos tres esquemas de alocacao. A conclusao pratica: Vol-Weight e um upgrade consistente sobre Equal-Weight com baixo custo de complexidade. Markowitz e teoricamente elegante mas praticamente problematico pelo alto turnover. Essa e uma das licoes mais importantes do intensivao: complexidade nao e gratis.</w:t>
+        <w:t>Hoje comparamos a Teoria Classica de Markowitz em sua forma Pura versus a Pratica Restrita (Long-Only + Bounds de 20%). A conclusao e muito clara: complexidade teorica sem restricoes reais gera overfitting, alta concentracao e turnover insustentavel. A otimizacao restrita e o melhor dos dois mundos. Na proxima aula, vamos sofisticar o sinal incorporando ajuste por volatilidade.</w:t>
       </w:r>
     </w:p>
     <w:sectPr>
